--- a/Workspace/Testing/Test plan/punti singoli/TestPlan_specifications/Test_plan_specifications_utenteDAO.docx
+++ b/Workspace/Testing/Test plan/punti singoli/TestPlan_specifications/Test_plan_specifications_utenteDAO.docx
@@ -5,38 +5,38 @@
     <w:p>
       <w:pPr>
         <w:pStyle w:val="Titolo"/>
+        <w:rPr>
+          <w:lang w:val="en-GB"/>
+        </w:rPr>
       </w:pPr>
       <w:r>
-        <w:t xml:space="preserve">Test plan </w:t>
+        <w:rPr>
+          <w:lang w:val="en-GB"/>
+        </w:rPr>
+        <w:t>Test plan specifications</w:t>
       </w:r>
-      <w:proofErr w:type="spellStart"/>
-      <w:r>
-        <w:t>specifications</w:t>
-      </w:r>
-      <w:proofErr w:type="spellEnd"/>
     </w:p>
     <w:p>
       <w:pPr>
         <w:pStyle w:val="Sottotitolo"/>
+        <w:rPr>
+          <w:lang w:val="en-GB"/>
+        </w:rPr>
       </w:pPr>
       <w:r>
-        <w:t xml:space="preserve">Test </w:t>
+        <w:rPr>
+          <w:lang w:val="en-GB"/>
+        </w:rPr>
+        <w:t>Test cases per UtenteDAO</w:t>
       </w:r>
-      <w:proofErr w:type="spellStart"/>
-      <w:r>
-        <w:t>cases</w:t>
-      </w:r>
-      <w:proofErr w:type="spellEnd"/>
-      <w:r>
-        <w:t xml:space="preserve"> per </w:t>
-      </w:r>
-      <w:proofErr w:type="spellStart"/>
-      <w:r>
-        <w:t>UtenteDAO</w:t>
-      </w:r>
-      <w:proofErr w:type="spellEnd"/>
     </w:p>
-    <w:p/>
+    <w:p>
+      <w:pPr>
+        <w:rPr>
+          <w:lang w:val="en-GB"/>
+        </w:rPr>
+      </w:pPr>
+    </w:p>
     <w:p>
       <w:r>
         <w:t xml:space="preserve">In questa sezione analizziamo i test </w:t>
@@ -84,7 +84,6 @@
         <w:t>(</w:t>
       </w:r>
       <w:proofErr w:type="spellStart"/>
-      <w:proofErr w:type="gramStart"/>
       <w:r>
         <w:t>IllegalArgumentException</w:t>
       </w:r>
@@ -97,15 +96,7 @@
           <w:b/>
           <w:bCs/>
         </w:rPr>
-        <w:t>*</w:t>
-      </w:r>
-      <w:proofErr w:type="gramEnd"/>
-      <w:r>
-        <w:rPr>
-          <w:b/>
-          <w:bCs/>
-        </w:rPr>
-        <w:t>*</w:t>
+        <w:t>**</w:t>
       </w:r>
       <w:r>
         <w:t>(</w:t>

--- a/Workspace/Testing/Test plan/punti singoli/TestPlan_specifications/Test_plan_specifications_utenteDAO.docx
+++ b/Workspace/Testing/Test plan/punti singoli/TestPlan_specifications/Test_plan_specifications_utenteDAO.docx
@@ -240,7 +240,21 @@
             <w:tcW w:w="4023" w:type="dxa"/>
             <w:gridSpan w:val="2"/>
           </w:tcPr>
-          <w:p/>
+          <w:p>
+            <w:r>
+              <w:t xml:space="preserve">Necessario aver sviluppato la funzione </w:t>
+            </w:r>
+            <w:proofErr w:type="spellStart"/>
+            <w:proofErr w:type="gramStart"/>
+            <w:r>
+              <w:t>createUtente</w:t>
+            </w:r>
+            <w:proofErr w:type="spellEnd"/>
+            <w:proofErr w:type="gramEnd"/>
+            <w:r>
+              <w:t xml:space="preserve"> utilizzata per chiamare questo metodo private</w:t>
+            </w:r>
+          </w:p>
         </w:tc>
       </w:tr>
       <w:tr>
@@ -1001,7 +1015,6 @@
       </w:tr>
       <w:tr>
         <w:trPr>
-          <w:trHeight w:val="956"/>
           <w:jc w:val="center"/>
         </w:trPr>
         <w:tc>
@@ -1026,137 +1039,16 @@
                 <w:sz w:val="20"/>
                 <w:szCs w:val="20"/>
               </w:rPr>
-              <w:t>TF_2</w:t>
-            </w:r>
-          </w:p>
-        </w:tc>
-        <w:tc>
-          <w:tcPr>
-            <w:tcW w:w="1559" w:type="dxa"/>
-            <w:vAlign w:val="center"/>
-          </w:tcPr>
-          <w:p>
-            <w:pPr>
-              <w:jc w:val="center"/>
-            </w:pPr>
-            <w:r>
-              <w:rPr>
-                <w:sz w:val="20"/>
-                <w:szCs w:val="20"/>
-              </w:rPr>
-              <w:t>null</w:t>
-            </w:r>
-          </w:p>
-        </w:tc>
-        <w:tc>
-          <w:tcPr>
-            <w:tcW w:w="3076" w:type="dxa"/>
-            <w:vAlign w:val="center"/>
-          </w:tcPr>
-          <w:p>
-            <w:pPr>
-              <w:jc w:val="center"/>
-            </w:pPr>
-            <w:r>
-              <w:rPr>
-                <w:sz w:val="20"/>
-                <w:szCs w:val="20"/>
-              </w:rPr>
-              <w:t>(valida)</w:t>
-            </w:r>
-          </w:p>
-        </w:tc>
-        <w:tc>
-          <w:tcPr>
-            <w:tcW w:w="1318" w:type="dxa"/>
-            <w:vAlign w:val="center"/>
-          </w:tcPr>
-          <w:p>
-            <w:pPr>
-              <w:jc w:val="center"/>
-            </w:pPr>
-            <w:r>
-              <w:rPr>
-                <w:sz w:val="20"/>
-                <w:szCs w:val="20"/>
-              </w:rPr>
-              <w:t>Nuova</w:t>
-            </w:r>
-          </w:p>
-        </w:tc>
-        <w:tc>
-          <w:tcPr>
-            <w:tcW w:w="1341" w:type="dxa"/>
-            <w:vAlign w:val="center"/>
-          </w:tcPr>
-          <w:p>
-            <w:pPr>
-              <w:jc w:val="center"/>
-            </w:pPr>
-            <w:r>
-              <w:rPr>
-                <w:sz w:val="20"/>
-                <w:szCs w:val="20"/>
-              </w:rPr>
-              <w:t>//</w:t>
-            </w:r>
-          </w:p>
-        </w:tc>
-        <w:tc>
-          <w:tcPr>
-            <w:tcW w:w="1162" w:type="dxa"/>
-            <w:vMerge w:val="restart"/>
-            <w:vAlign w:val="center"/>
-          </w:tcPr>
-          <w:p>
-            <w:pPr>
-              <w:jc w:val="center"/>
-              <w:rPr>
-                <w:b/>
-                <w:bCs/>
-                <w:sz w:val="20"/>
-                <w:szCs w:val="20"/>
-              </w:rPr>
-            </w:pPr>
-            <w:r>
-              <w:rPr>
-                <w:b/>
-                <w:bCs/>
-                <w:sz w:val="20"/>
-                <w:szCs w:val="20"/>
-              </w:rPr>
-              <w:t>IAE*</w:t>
-            </w:r>
-          </w:p>
-        </w:tc>
-      </w:tr>
-      <w:tr>
-        <w:trPr>
-          <w:jc w:val="center"/>
-        </w:trPr>
-        <w:tc>
-          <w:tcPr>
-            <w:tcW w:w="1413" w:type="dxa"/>
-            <w:vAlign w:val="center"/>
-          </w:tcPr>
-          <w:p>
-            <w:pPr>
-              <w:jc w:val="center"/>
-              <w:rPr>
-                <w:b/>
-                <w:bCs/>
-                <w:sz w:val="20"/>
-                <w:szCs w:val="20"/>
-              </w:rPr>
-            </w:pPr>
-            <w:r>
-              <w:rPr>
-                <w:b/>
-                <w:bCs/>
-                <w:sz w:val="20"/>
-                <w:szCs w:val="20"/>
-              </w:rPr>
-              <w:t>TF_3</w:t>
+              <w:t>TF_</w:t>
+            </w:r>
+            <w:r>
+              <w:rPr>
+                <w:b/>
+                <w:bCs/>
+                <w:sz w:val="20"/>
+                <w:szCs w:val="20"/>
+              </w:rPr>
+              <w:t>2</w:t>
             </w:r>
           </w:p>
         </w:tc>
@@ -1299,7 +1191,7 @@
         <w:tc>
           <w:tcPr>
             <w:tcW w:w="1162" w:type="dxa"/>
-            <w:vMerge/>
+            <w:vMerge w:val="restart"/>
           </w:tcPr>
           <w:p>
             <w:pPr>
@@ -1338,7 +1230,16 @@
                 <w:sz w:val="20"/>
                 <w:szCs w:val="20"/>
               </w:rPr>
-              <w:t>TF_4</w:t>
+              <w:t>TF_</w:t>
+            </w:r>
+            <w:r>
+              <w:rPr>
+                <w:b/>
+                <w:bCs/>
+                <w:sz w:val="20"/>
+                <w:szCs w:val="20"/>
+              </w:rPr>
+              <w:t>3</w:t>
             </w:r>
           </w:p>
         </w:tc>
@@ -1514,7 +1415,16 @@
                 <w:sz w:val="20"/>
                 <w:szCs w:val="20"/>
               </w:rPr>
-              <w:t>TF_6</w:t>
+              <w:t>TF_</w:t>
+            </w:r>
+            <w:r>
+              <w:rPr>
+                <w:b/>
+                <w:bCs/>
+                <w:sz w:val="20"/>
+                <w:szCs w:val="20"/>
+              </w:rPr>
+              <w:t>5</w:t>
             </w:r>
           </w:p>
         </w:tc>
@@ -1690,7 +1600,16 @@
                 <w:sz w:val="20"/>
                 <w:szCs w:val="20"/>
               </w:rPr>
-              <w:t>TF_7</w:t>
+              <w:t>TF_</w:t>
+            </w:r>
+            <w:r>
+              <w:rPr>
+                <w:b/>
+                <w:bCs/>
+                <w:sz w:val="20"/>
+                <w:szCs w:val="20"/>
+              </w:rPr>
+              <w:t>6</w:t>
             </w:r>
           </w:p>
         </w:tc>
@@ -1875,7 +1794,16 @@
                 <w:sz w:val="20"/>
                 <w:szCs w:val="20"/>
               </w:rPr>
-              <w:t>TF_8</w:t>
+              <w:t>TF_</w:t>
+            </w:r>
+            <w:r>
+              <w:rPr>
+                <w:b/>
+                <w:bCs/>
+                <w:sz w:val="20"/>
+                <w:szCs w:val="20"/>
+              </w:rPr>
+              <w:t>7</w:t>
             </w:r>
           </w:p>
         </w:tc>
@@ -2058,7 +1986,16 @@
                 <w:sz w:val="20"/>
                 <w:szCs w:val="20"/>
               </w:rPr>
-              <w:t>TF_9</w:t>
+              <w:t>TF_</w:t>
+            </w:r>
+            <w:r>
+              <w:rPr>
+                <w:b/>
+                <w:bCs/>
+                <w:sz w:val="20"/>
+                <w:szCs w:val="20"/>
+              </w:rPr>
+              <w:t>8</w:t>
             </w:r>
           </w:p>
         </w:tc>
@@ -2243,7 +2180,16 @@
                 <w:sz w:val="20"/>
                 <w:szCs w:val="20"/>
               </w:rPr>
-              <w:t>TF_10</w:t>
+              <w:t>TF_</w:t>
+            </w:r>
+            <w:r>
+              <w:rPr>
+                <w:b/>
+                <w:bCs/>
+                <w:sz w:val="20"/>
+                <w:szCs w:val="20"/>
+              </w:rPr>
+              <w:t>9</w:t>
             </w:r>
           </w:p>
         </w:tc>
@@ -2328,25 +2274,18 @@
                 <w:sz w:val="20"/>
                 <w:szCs w:val="20"/>
               </w:rPr>
-              <w:t>Ruolo: [null]</w:t>
-            </w:r>
-          </w:p>
-          <w:p>
-            <w:pPr>
-              <w:rPr>
-                <w:sz w:val="20"/>
-                <w:szCs w:val="20"/>
-              </w:rPr>
-            </w:pPr>
-            <w:r>
-              <w:rPr>
-                <w:sz w:val="20"/>
-                <w:szCs w:val="20"/>
-              </w:rPr>
-              <w:t>Data di nascita: 18/02/1984</w:t>
-            </w:r>
-          </w:p>
-          <w:p/>
+              <w:t>Ruolo: Dipendente</w:t>
+            </w:r>
+          </w:p>
+          <w:p>
+            <w:r>
+              <w:rPr>
+                <w:sz w:val="20"/>
+                <w:szCs w:val="20"/>
+              </w:rPr>
+              <w:t>Data di nascita: [null]</w:t>
+            </w:r>
+          </w:p>
         </w:tc>
         <w:tc>
           <w:tcPr>
@@ -2426,183 +2365,16 @@
                 <w:sz w:val="20"/>
                 <w:szCs w:val="20"/>
               </w:rPr>
-              <w:t>TF_11</w:t>
-            </w:r>
-          </w:p>
-        </w:tc>
-        <w:tc>
-          <w:tcPr>
-            <w:tcW w:w="1559" w:type="dxa"/>
-            <w:vAlign w:val="center"/>
-          </w:tcPr>
-          <w:p>
-            <w:pPr>
-              <w:jc w:val="center"/>
-            </w:pPr>
-            <w:r>
-              <w:rPr>
-                <w:sz w:val="20"/>
-                <w:szCs w:val="20"/>
-              </w:rPr>
-              <w:t>Valida</w:t>
-            </w:r>
-          </w:p>
-        </w:tc>
-        <w:tc>
-          <w:tcPr>
-            <w:tcW w:w="3076" w:type="dxa"/>
-          </w:tcPr>
-          <w:p>
-            <w:pPr>
-              <w:rPr>
-                <w:sz w:val="20"/>
-                <w:szCs w:val="20"/>
-              </w:rPr>
-            </w:pPr>
-            <w:r>
-              <w:rPr>
-                <w:sz w:val="20"/>
-                <w:szCs w:val="20"/>
-              </w:rPr>
-              <w:t xml:space="preserve">Nome e Cognome: </w:t>
-            </w:r>
-            <w:r>
-              <w:rPr>
-                <w:sz w:val="20"/>
-                <w:szCs w:val="20"/>
-              </w:rPr>
-              <w:t>Mario Rossi</w:t>
-            </w:r>
-          </w:p>
-          <w:p>
-            <w:pPr>
-              <w:rPr>
-                <w:sz w:val="20"/>
-                <w:szCs w:val="20"/>
-              </w:rPr>
-            </w:pPr>
-            <w:r>
-              <w:rPr>
-                <w:sz w:val="20"/>
-                <w:szCs w:val="20"/>
-              </w:rPr>
-              <w:t xml:space="preserve">E-mail: </w:t>
-            </w:r>
-            <w:hyperlink r:id="rId14" w:history="1">
-              <w:r>
-                <w:rPr>
-                  <w:rStyle w:val="Collegamentoipertestuale"/>
-                  <w:sz w:val="20"/>
-                  <w:szCs w:val="20"/>
-                </w:rPr>
-                <w:t>Nuovamail@azienda.com</w:t>
-              </w:r>
-            </w:hyperlink>
-          </w:p>
-          <w:p>
-            <w:pPr>
-              <w:rPr>
-                <w:sz w:val="20"/>
-                <w:szCs w:val="20"/>
-              </w:rPr>
-            </w:pPr>
-            <w:r>
-              <w:rPr>
-                <w:sz w:val="20"/>
-                <w:szCs w:val="20"/>
-              </w:rPr>
-              <w:t>Ruolo: Dipendente</w:t>
-            </w:r>
-          </w:p>
-          <w:p>
-            <w:r>
-              <w:rPr>
-                <w:sz w:val="20"/>
-                <w:szCs w:val="20"/>
-              </w:rPr>
-              <w:t>Data di nascita: [null]</w:t>
-            </w:r>
-          </w:p>
-        </w:tc>
-        <w:tc>
-          <w:tcPr>
-            <w:tcW w:w="1318" w:type="dxa"/>
-            <w:vAlign w:val="center"/>
-          </w:tcPr>
-          <w:p>
-            <w:pPr>
-              <w:jc w:val="center"/>
-            </w:pPr>
-            <w:r>
-              <w:rPr>
-                <w:sz w:val="20"/>
-                <w:szCs w:val="20"/>
-              </w:rPr>
-              <w:t>Nuova</w:t>
-            </w:r>
-          </w:p>
-        </w:tc>
-        <w:tc>
-          <w:tcPr>
-            <w:tcW w:w="1341" w:type="dxa"/>
-            <w:vAlign w:val="center"/>
-          </w:tcPr>
-          <w:p>
-            <w:pPr>
-              <w:jc w:val="center"/>
-            </w:pPr>
-            <w:r>
-              <w:rPr>
-                <w:sz w:val="20"/>
-                <w:szCs w:val="20"/>
-              </w:rPr>
-              <w:t>//</w:t>
-            </w:r>
-          </w:p>
-        </w:tc>
-        <w:tc>
-          <w:tcPr>
-            <w:tcW w:w="1162" w:type="dxa"/>
-            <w:vMerge/>
-          </w:tcPr>
-          <w:p>
-            <w:pPr>
-              <w:jc w:val="center"/>
-              <w:rPr>
-                <w:sz w:val="20"/>
-                <w:szCs w:val="20"/>
-              </w:rPr>
-            </w:pPr>
-          </w:p>
-        </w:tc>
-      </w:tr>
-      <w:tr>
-        <w:trPr>
-          <w:jc w:val="center"/>
-        </w:trPr>
-        <w:tc>
-          <w:tcPr>
-            <w:tcW w:w="1413" w:type="dxa"/>
-            <w:vAlign w:val="center"/>
-          </w:tcPr>
-          <w:p>
-            <w:pPr>
-              <w:jc w:val="center"/>
-              <w:rPr>
-                <w:b/>
-                <w:bCs/>
-                <w:sz w:val="20"/>
-                <w:szCs w:val="20"/>
-              </w:rPr>
-            </w:pPr>
-            <w:r>
-              <w:rPr>
-                <w:b/>
-                <w:bCs/>
-                <w:sz w:val="20"/>
-                <w:szCs w:val="20"/>
-              </w:rPr>
-              <w:t>TF_12</w:t>
+              <w:t>TF_1</w:t>
+            </w:r>
+            <w:r>
+              <w:rPr>
+                <w:b/>
+                <w:bCs/>
+                <w:sz w:val="20"/>
+                <w:szCs w:val="20"/>
+              </w:rPr>
+              <w:t>0</w:t>
             </w:r>
           </w:p>
         </w:tc>
@@ -2911,7 +2683,16 @@
                 <w:sz w:val="20"/>
                 <w:szCs w:val="20"/>
               </w:rPr>
-              <w:t>TF_5</w:t>
+              <w:t>TF_</w:t>
+            </w:r>
+            <w:r>
+              <w:rPr>
+                <w:b/>
+                <w:bCs/>
+                <w:sz w:val="20"/>
+                <w:szCs w:val="20"/>
+              </w:rPr>
+              <w:t>4</w:t>
             </w:r>
           </w:p>
         </w:tc>
@@ -2974,7 +2755,7 @@
               </w:rPr>
               <w:t xml:space="preserve">E-mail: </w:t>
             </w:r>
-            <w:hyperlink r:id="rId15" w:history="1">
+            <w:hyperlink r:id="rId14" w:history="1">
               <w:r>
                 <w:rPr>
                   <w:rStyle w:val="Collegamentoipertestuale"/>
@@ -3085,6 +2866,9 @@
         </w:tc>
       </w:tr>
     </w:tbl>
+    <w:p/>
+    <w:p/>
+    <w:p/>
     <w:p/>
     <w:p/>
     <w:p>
@@ -3106,6 +2890,7 @@
           <w:rStyle w:val="Riferimentodelicato"/>
           <w:rFonts w:ascii="Aptos Display" w:eastAsia="KaiTi" w:hAnsi="Aptos Display" w:cs="Times New Roman"/>
         </w:rPr>
+        <w:lastRenderedPageBreak/>
         <w:t>createUtente</w:t>
       </w:r>
       <w:proofErr w:type="spellEnd"/>
@@ -4249,8 +4034,14 @@
           <w:tab w:val="left" w:pos="8340"/>
         </w:tabs>
       </w:pPr>
+    </w:p>
+    <w:p>
+      <w:pPr>
+        <w:tabs>
+          <w:tab w:val="left" w:pos="8340"/>
+        </w:tabs>
+      </w:pPr>
       <w:r>
-        <w:lastRenderedPageBreak/>
         <w:tab/>
       </w:r>
     </w:p>
@@ -4273,6 +4064,7 @@
           <w:rStyle w:val="Riferimentodelicato"/>
           <w:rFonts w:ascii="Aptos Display" w:eastAsia="KaiTi" w:hAnsi="Aptos Display" w:cs="Times New Roman"/>
         </w:rPr>
+        <w:lastRenderedPageBreak/>
         <w:t>createDipendente</w:t>
       </w:r>
       <w:proofErr w:type="spellEnd"/>
@@ -4358,7 +4150,27 @@
             <w:tcW w:w="4023" w:type="dxa"/>
             <w:gridSpan w:val="2"/>
           </w:tcPr>
-          <w:p/>
+          <w:p>
+            <w:r>
+              <w:t>Deve essere presente un supervisore all’interno dell’in-</w:t>
+            </w:r>
+            <w:proofErr w:type="spellStart"/>
+            <w:r>
+              <w:t>memory</w:t>
+            </w:r>
+            <w:proofErr w:type="spellEnd"/>
+            <w:r>
+              <w:t xml:space="preserve"> </w:t>
+            </w:r>
+            <w:proofErr w:type="spellStart"/>
+            <w:r>
+              <w:t>db</w:t>
+            </w:r>
+            <w:proofErr w:type="spellEnd"/>
+            <w:r>
+              <w:t xml:space="preserve"> H2 e conoscere la sua matricola prima di procedere ai testing</w:t>
+            </w:r>
+          </w:p>
         </w:tc>
       </w:tr>
       <w:tr>
@@ -8249,7 +8061,11 @@
             <w:tcW w:w="4023" w:type="dxa"/>
             <w:gridSpan w:val="2"/>
           </w:tcPr>
-          <w:p/>
+          <w:p>
+            <w:r>
+              <w:t>Deve essere presente un qualsiasi tipo di utente all’interno del database e conoscere la sua matricola</w:t>
+            </w:r>
+          </w:p>
         </w:tc>
       </w:tr>
       <w:tr>
@@ -9379,7 +9195,16 @@
             <w:tcW w:w="4023" w:type="dxa"/>
             <w:gridSpan w:val="2"/>
           </w:tcPr>
-          <w:p/>
+          <w:p>
+            <w:r>
+              <w:t xml:space="preserve">Deve essere presente un qualsiasi tipo di utente all’interno del database e conoscere la sua </w:t>
+            </w:r>
+            <w:proofErr w:type="gramStart"/>
+            <w:r>
+              <w:t>email</w:t>
+            </w:r>
+            <w:proofErr w:type="gramEnd"/>
+          </w:p>
         </w:tc>
       </w:tr>
       <w:tr>
@@ -10521,7 +10346,11 @@
             <w:tcW w:w="4023" w:type="dxa"/>
             <w:gridSpan w:val="2"/>
           </w:tcPr>
-          <w:p/>
+          <w:p>
+            <w:r>
+              <w:t>È presente almeno un supervisore  e un dipendente ad esso legato all’interno del database</w:t>
+            </w:r>
+          </w:p>
         </w:tc>
       </w:tr>
       <w:tr>
@@ -11690,7 +11519,11 @@
             <w:tcW w:w="4023" w:type="dxa"/>
             <w:gridSpan w:val="2"/>
           </w:tcPr>
-          <w:p/>
+          <w:p>
+            <w:r>
+              <w:t>È presente almeno un supervisore e un dipendente ad esso legato all’interno del database</w:t>
+            </w:r>
+          </w:p>
         </w:tc>
       </w:tr>
       <w:tr>
@@ -12767,7 +12600,16 @@
             <w:tcW w:w="4023" w:type="dxa"/>
             <w:gridSpan w:val="2"/>
           </w:tcPr>
-          <w:p/>
+          <w:p>
+            <w:proofErr w:type="gramStart"/>
+            <w:r>
+              <w:t>E’</w:t>
+            </w:r>
+            <w:proofErr w:type="gramEnd"/>
+            <w:r>
+              <w:t xml:space="preserve"> presente un qualsiasi tipo di utente e un supervisore all’interno del database</w:t>
+            </w:r>
+          </w:p>
         </w:tc>
       </w:tr>
       <w:tr>
@@ -14231,7 +14073,21 @@
             <w:tcW w:w="4023" w:type="dxa"/>
             <w:gridSpan w:val="2"/>
           </w:tcPr>
-          <w:p/>
+          <w:p>
+            <w:proofErr w:type="gramStart"/>
+            <w:r>
+              <w:t>E’</w:t>
+            </w:r>
+            <w:proofErr w:type="gramEnd"/>
+            <w:r>
+              <w:t xml:space="preserve"> presente un utente qualsiasi all’interno del database e ne conosciamo </w:t>
+            </w:r>
+            <w:proofErr w:type="gramStart"/>
+            <w:r>
+              <w:t>l’email</w:t>
+            </w:r>
+            <w:proofErr w:type="gramEnd"/>
+          </w:p>
         </w:tc>
       </w:tr>
       <w:tr>
